--- a/assets/catalogs/Black_Sea_Gold_RU/Black_Sea_Gold_Catalog_RU.docx
+++ b/assets/catalogs/Black_Sea_Gold_RU/Black_Sea_Gold_Catalog_RU.docx
@@ -7,7 +7,7 @@
         <w:pStyle w:val="Title"/>
       </w:pPr>
       <w:r>
-        <w:t xml:space="preserve">Black Sea Gold ��� �������������� ������������������ (RU)</w:t>
+        <w:t xml:space="preserve">Black Sea Gold — Каталог продукции RU</w:t>
       </w:r>
     </w:p>
     <w:bookmarkStart w:id="62" w:name="Xc6ce7907e85a01700203825727c781a662bea2a"/>
